--- a/documentos/Validación Matriz/Documentos_Validacion_Matriz_2025/04_Proceso_Pension/14_Solicitud_Ofertas.docx
+++ b/documentos/Validación Matriz/Documentos_Validacion_Matriz_2025/04_Proceso_Pension/14_Solicitud_Ofertas.docx
@@ -343,42 +343,7 @@
           <w:lang w:val="es-CL"/>
         </w:rPr>
         <w:tab/>
-        <w:t xml:space="preserve">Entidades Reguladoras </w:t>
-      </w:r>
-    </w:p>
-    <w:p>
-      <w:pPr>
-        <w:spacing w:after="0"/>
-        <w:rPr>
-          <w:b/>
-          <w:bCs/>
-          <w:lang w:val="es-CL"/>
-        </w:rPr>
-      </w:pPr>
-      <w:r>
-        <w:rPr>
-          <w:b/>
-          <w:bCs/>
-          <w:lang w:val="es-CL"/>
-        </w:rPr>
-        <w:tab/>
-      </w:r>
-      <w:r>
-        <w:rPr>
-          <w:b/>
-          <w:bCs/>
-          <w:lang w:val="es-CL"/>
-        </w:rPr>
-        <w:tab/>
-      </w:r>
-      <w:r>
-        <w:rPr>
-          <w:b/>
-          <w:bCs/>
-          <w:lang w:val="es-CL"/>
-        </w:rPr>
-        <w:tab/>
-        <w:t>Riesgo Rentabilidad</w:t>
+        <w:t>Rentabilidad</w:t>
       </w:r>
     </w:p>
     <w:p>
@@ -467,6 +432,41 @@
           <w:lang w:val="es-CL"/>
         </w:rPr>
       </w:pPr>
+      <w:r>
+        <w:rPr>
+          <w:b/>
+          <w:bCs/>
+          <w:lang w:val="es-CL"/>
+        </w:rPr>
+        <w:tab/>
+      </w:r>
+      <w:r>
+        <w:rPr>
+          <w:b/>
+          <w:bCs/>
+          <w:lang w:val="es-CL"/>
+        </w:rPr>
+        <w:tab/>
+      </w:r>
+      <w:r>
+        <w:rPr>
+          <w:b/>
+          <w:bCs/>
+          <w:lang w:val="es-CL"/>
+        </w:rPr>
+        <w:tab/>
+        <w:t xml:space="preserve">Jubilación </w:t>
+      </w:r>
+    </w:p>
+    <w:p>
+      <w:pPr>
+        <w:spacing w:after="0"/>
+        <w:rPr>
+          <w:b/>
+          <w:bCs/>
+          <w:lang w:val="es-CL"/>
+        </w:rPr>
+      </w:pPr>
     </w:p>
     <w:p>
       <w:pPr>
@@ -478,16 +478,8 @@
         <w:rPr>
           <w:lang w:val="es-CL"/>
         </w:rPr>
-        <w:t>¿Para comprender el concepto “</w:t>
+        <w:t>¿Para comprender el concepto “Solicitud Ofertas”, es necesario conocer los siguientes conceptos?</w:t>
       </w:r>
-      <w:proofErr w:type="gramStart"/>
-      <w:r>
-        <w:rPr>
-          <w:lang w:val="es-CL"/>
-        </w:rPr>
-        <w:t>Solicitud Ofertas”, es necesario conocer los siguientes conceptos?</w:t>
-      </w:r>
-      <w:proofErr w:type="gramEnd"/>
     </w:p>
     <w:tbl>
       <w:tblPr>
@@ -507,11 +499,9 @@
             <w:tcW w:w="2391" w:type="dxa"/>
           </w:tcPr>
           <w:p>
-            <w:proofErr w:type="spellStart"/>
             <w:r>
               <w:t>Contenido</w:t>
             </w:r>
-            <w:proofErr w:type="spellEnd"/>
           </w:p>
         </w:tc>
         <w:tc>
@@ -551,13 +541,8 @@
             <w:tcW w:w="2391" w:type="dxa"/>
           </w:tcPr>
           <w:p>
-            <w:proofErr w:type="spellStart"/>
             <w:r>
-              <w:t>Definición</w:t>
-            </w:r>
-            <w:proofErr w:type="spellEnd"/>
-            <w:r>
-              <w:t xml:space="preserve"> SCOMP</w:t>
+              <w:t>Definición SCOMP</w:t>
             </w:r>
           </w:p>
         </w:tc>
@@ -586,13 +571,8 @@
             <w:tcW w:w="2391" w:type="dxa"/>
           </w:tcPr>
           <w:p>
-            <w:proofErr w:type="spellStart"/>
             <w:r>
-              <w:t>Certificado</w:t>
-            </w:r>
-            <w:proofErr w:type="spellEnd"/>
-            <w:r>
-              <w:t xml:space="preserve"> de Saldo</w:t>
+              <w:t>Certificado de Saldo</w:t>
             </w:r>
           </w:p>
         </w:tc>
@@ -621,19 +601,9 @@
             <w:tcW w:w="2391" w:type="dxa"/>
           </w:tcPr>
           <w:p>
-            <w:proofErr w:type="spellStart"/>
             <w:r>
-              <w:t>Beneficiarios</w:t>
+              <w:t>Beneficiarios Legales</w:t>
             </w:r>
-            <w:proofErr w:type="spellEnd"/>
-            <w:r>
-              <w:t xml:space="preserve"> </w:t>
-            </w:r>
-            <w:proofErr w:type="spellStart"/>
-            <w:r>
-              <w:t>Legales</w:t>
-            </w:r>
-            <w:proofErr w:type="spellEnd"/>
           </w:p>
         </w:tc>
         <w:tc>
